--- a/docs/telemetry/eFloStop2_C2D_Commands_v3.0.docx
+++ b/docs/telemetry/eFloStop2_C2D_Commands_v3.0.docx
@@ -117,7 +117,7 @@
               <w:rPr>
                 <w:sz w:val="18"/>
               </w:rPr>
-              <w:t>0e7cd44920486a3cc610d2eb1ee1bd00dc6ab313</w:t>
+              <w:t>ade686b615bf449a8c5dc93bc9c76b1af821ce01</w:t>
             </w:r>
           </w:p>
         </w:tc>
@@ -1229,6 +1229,52 @@
                 <w:sz w:val="16"/>
               </w:rPr>
               <w:t>error: No valve is set up for this hub.  (2.1.4)</w:t>
+            </w:r>
+          </w:p>
+        </w:tc>
+      </w:tr>
+      <w:tr>
+        <w:tc>
+          <w:tcPr>
+            <w:tcW w:type="dxa" w:w="2736"/>
+          </w:tcPr>
+          <w:p>
+            <w:r/>
+            <w:r>
+              <w:rPr>
+                <w:sz w:val="16"/>
+              </w:rPr>
+              <w:t>valve_open / valve_set_state open — leak incident latched, no override window, valve disconnected or its RMLEAK clear</w:t>
+            </w:r>
+          </w:p>
+        </w:tc>
+        <w:tc>
+          <w:tcPr>
+            <w:tcW w:type="dxa" w:w="3456"/>
+          </w:tcPr>
+          <w:p>
+            <w:r/>
+            <w:r>
+              <w:rPr>
+                <w:rFonts w:ascii="Consolas" w:hAnsi="Consolas"/>
+                <w:sz w:val="16"/>
+              </w:rPr>
+              <w:t>ok; the open was held and written at the reconnect, ahead of the close the leak was owed</w:t>
+            </w:r>
+          </w:p>
+        </w:tc>
+        <w:tc>
+          <w:tcPr>
+            <w:tcW w:type="dxa" w:w="3456"/>
+          </w:tcPr>
+          <w:p>
+            <w:r/>
+            <w:r>
+              <w:rPr>
+                <w:rFonts w:ascii="Consolas" w:hAnsi="Consolas"/>
+                <w:sz w:val="16"/>
+              </w:rPr>
+              <w:t>error: Valve is locked after a leak (RMLEAK). Clear it with leak_reset first, or use override to open the valve during a leak.  (2.1.4)</w:t>
             </w:r>
           </w:p>
         </w:tc>
@@ -3511,7 +3557,7 @@
           <w:i w:val="0"/>
           <w:sz w:val="20"/>
         </w:rPr>
-        <w:t>.</w:t>
+        <w:t>. An open is also refused while the hub has a leak incident latched and no override window, even with the valve disconnected (2.1.4).</w:t>
       </w:r>
     </w:p>
     <w:p>
@@ -3529,7 +3575,7 @@
           <w:i w:val="0"/>
           <w:sz w:val="21"/>
         </w:rPr>
-        <w:t>Queues a BLE write to the provisioned valve. Checked in this order before anything is sent, and the first failure is the answer: a valve is provisioned; the RMLEAK interlock is clear; the valve's battery is not critical; the command fits in the queue.</w:t>
+        <w:t>Queues a BLE write to the provisioned valve. Checked in this order before anything is sent, and the first failure is the answer: a valve is provisioned; the valve is not locked after a leak (its RMLEAK interlock is clear and, since 2.1.4, the hub has no leak incident latched without an override window); the valve's battery is not critical; the command fits in the queue.</w:t>
       </w:r>
     </w:p>
     <w:p>
@@ -3995,7 +4041,7 @@
               <w:rPr>
                 <w:sz w:val="16"/>
               </w:rPr>
-              <w:t>The valve's RMLEAK interlock is asserted, i.e. it latched after a leak. Clear it with leak_reset, or use override_enable to get water during a live leak.</w:t>
+              <w:t>The valve's RMLEAK interlock is asserted, i.e. it latched after a leak. Since 2.1.4 also while the hub has a leak incident latched and no override window, even with the valve disconnected: an open sent while the valve was out of range used to be accepted, held, and written at the reconnect ahead of the close the leak was owed. Clear it with leak_reset once dry, or use override_enable to get water during a live leak.</w:t>
             </w:r>
           </w:p>
         </w:tc>
@@ -5234,7 +5280,7 @@
               <w:rPr>
                 <w:sz w:val="16"/>
               </w:rPr>
-              <w:t>state is "open" and the RMLEAK interlock is set. Same refusal as V1, but error.code here is "valve_set_state".</w:t>
+              <w:t>state is "open" and the RMLEAK interlock is set, or (2.1.4) a leak incident is latched with no override window, even with the valve disconnected. Same refusal as V1, but error.code here is "valve_set_state".</w:t>
             </w:r>
           </w:p>
         </w:tc>
@@ -8557,7 +8603,68 @@
           <w:i w:val="0"/>
           <w:sz w:val="20"/>
         </w:rPr>
-        <w:t xml:space="preserve"> discards every valve command still queued, pending or in flight, disconnects a link still up to the valve and cancels a connect in progress, so nothing sent for the removed valve reaches it or the next one (2.1.4).</w:t>
+        <w:t xml:space="preserve"> discards every valve command still queued, pending or in flight, disconnects a link still up to the valve and cancels a connect in progress, so nothing sent for the removed valve reaches it or the next one (2.1.4). It also drops the removed valve's own leak reading, releasing the leak incident at once when no sensor is wet, and from then on a leak publishes no </w:t>
+      </w:r>
+      <w:r>
+        <w:rPr>
+          <w:rFonts w:ascii="Consolas" w:hAnsi="Consolas"/>
+          <w:sz w:val="18"/>
+        </w:rPr>
+        <w:t>auto_close</w:t>
+      </w:r>
+      <w:r>
+        <w:rPr>
+          <w:b w:val="0"/>
+          <w:i w:val="0"/>
+          <w:sz w:val="20"/>
+        </w:rPr>
+        <w:t xml:space="preserve"> until a valve is provisioned again. </w:t>
+      </w:r>
+      <w:r>
+        <w:rPr>
+          <w:b/>
+          <w:i w:val="0"/>
+          <w:sz w:val="20"/>
+        </w:rPr>
+        <w:t>A removal that empties the hub</w:t>
+      </w:r>
+      <w:r>
+        <w:rPr>
+          <w:b w:val="0"/>
+          <w:i w:val="0"/>
+          <w:sz w:val="20"/>
+        </w:rPr>
+        <w:t xml:space="preserve"> puts the rules config back to auto_close_enabled true / trigger_mask 7 and clears the leak latch and any override window before the ack; a </w:t>
+      </w:r>
+      <w:r>
+        <w:rPr>
+          <w:rFonts w:ascii="Consolas" w:hAnsi="Consolas"/>
+          <w:sz w:val="18"/>
+        </w:rPr>
+        <w:t>provision</w:t>
+      </w:r>
+      <w:r>
+        <w:rPr>
+          <w:b w:val="0"/>
+          <w:i w:val="0"/>
+          <w:sz w:val="20"/>
+        </w:rPr>
+        <w:t xml:space="preserve"> or </w:t>
+      </w:r>
+      <w:r>
+        <w:rPr>
+          <w:rFonts w:ascii="Consolas" w:hAnsi="Consolas"/>
+          <w:sz w:val="18"/>
+        </w:rPr>
+        <w:t>rules_config</w:t>
+      </w:r>
+      <w:r>
+        <w:rPr>
+          <w:b w:val="0"/>
+          <w:i w:val="0"/>
+          <w:sz w:val="20"/>
+        </w:rPr>
+        <w:t xml:space="preserve"> sent after it applies on top (2.1.4).</w:t>
       </w:r>
     </w:p>
     <w:p>
@@ -10644,7 +10751,32 @@
           <w:i w:val="0"/>
           <w:sz w:val="20"/>
         </w:rPr>
-        <w:t>; the convenience booleans are exclusive to this command.</w:t>
+        <w:t xml:space="preserve">; the convenience booleans are exclusive to this command. </w:t>
+      </w:r>
+      <w:r>
+        <w:rPr>
+          <w:b/>
+          <w:i w:val="0"/>
+          <w:sz w:val="20"/>
+        </w:rPr>
+        <w:t xml:space="preserve">A hub with no valve provisioned publishes no </w:t>
+      </w:r>
+      <w:r>
+        <w:rPr>
+          <w:rFonts w:ascii="Consolas" w:hAnsi="Consolas"/>
+          <w:b/>
+          <w:i w:val="0"/>
+          <w:sz w:val="18"/>
+        </w:rPr>
+        <w:t>auto_close</w:t>
+      </w:r>
+      <w:r>
+        <w:rPr>
+          <w:b w:val="0"/>
+          <w:i w:val="0"/>
+          <w:sz w:val="20"/>
+        </w:rPr>
+        <w:t xml:space="preserve"> on a leak, whatever this config says (2.1.4; up to 2.1.3 it sent one with rmleak_asserted false): there is nothing to close, and the leak_detected still goes out.</w:t>
       </w:r>
     </w:p>
     <w:p>

--- a/docs/telemetry/eFloStop2_C2D_Commands_v3.0.docx
+++ b/docs/telemetry/eFloStop2_C2D_Commands_v3.0.docx
@@ -117,7 +117,7 @@
               <w:rPr>
                 <w:sz w:val="18"/>
               </w:rPr>
-              <w:t>ade686b615bf449a8c5dc93bc9c76b1af821ce01</w:t>
+              <w:t>12a9b9e9d40469e5773719e852c7a832609be7b6</w:t>
             </w:r>
           </w:p>
         </w:tc>
@@ -1259,7 +1259,7 @@
                 <w:rFonts w:ascii="Consolas" w:hAnsi="Consolas"/>
                 <w:sz w:val="16"/>
               </w:rPr>
-              <w:t>ok; the open was held and written at the reconnect, ahead of the close the leak was owed</w:t>
+              <w:t>ok; the open was written (held for the reconnect when the valve was disconnected)</w:t>
             </w:r>
           </w:p>
         </w:tc>
@@ -7851,7 +7851,23 @@
           <w:i w:val="0"/>
           <w:sz w:val="20"/>
         </w:rPr>
-        <w:t xml:space="preserve"> (2.1.4) discards every valve command queued, pending or in flight for the old one, and drops a link still up to it. A connect already in flight to the old valve is not cancelled: it completes, and the hub then drops it at once, before pairing or any command, because that valve is no longer the provisioned one.</w:t>
+        <w:t xml:space="preserve"> (2.1.4) discards every valve command queued, pending or in flight for the old one, and drops a link still up to it. A connect already in flight to the old valve is not cancelled: it completes, and the hub then drops it at once, before pairing or any command, because that valve is no longer the provisioned one. </w:t>
+      </w:r>
+      <w:r>
+        <w:rPr>
+          <w:b/>
+          <w:i w:val="0"/>
+          <w:sz w:val="20"/>
+        </w:rPr>
+        <w:t>A provision that empties the hub</w:t>
+      </w:r>
+      <w:r>
+        <w:rPr>
+          <w:b w:val="0"/>
+          <w:i w:val="0"/>
+          <w:sz w:val="20"/>
+        </w:rPr>
+        <w:t xml:space="preserve"> (2.1.4): when its sensor arrays leave the hub with no device, the hub resets auto_close_enabled / trigger_mask to true / 7 and clears the leak latch and any override window, before the ack. Rules keys in the same payload apply on top of those defaults.</w:t>
       </w:r>
     </w:p>
     <w:p>

--- a/docs/telemetry/eFloStop2_C2D_Commands_v3.0.docx
+++ b/docs/telemetry/eFloStop2_C2D_Commands_v3.0.docx
@@ -117,7 +117,7 @@
               <w:rPr>
                 <w:sz w:val="18"/>
               </w:rPr>
-              <w:t>12a9b9e9d40469e5773719e852c7a832609be7b6</w:t>
+              <w:t>d9fa9c85346853266820a6e24cd4af2547863d9e</w:t>
             </w:r>
           </w:p>
         </w:tc>
@@ -7820,7 +7820,7 @@
           <w:i w:val="0"/>
           <w:sz w:val="20"/>
         </w:rPr>
-        <w:t xml:space="preserve">A commissioning window follows: a </w:t>
+        <w:t xml:space="preserve">When the provision adds a device, a commissioning window follows: a </w:t>
       </w:r>
       <w:r>
         <w:rPr>
@@ -7835,7 +7835,22 @@
           <w:i w:val="0"/>
           <w:sz w:val="20"/>
         </w:rPr>
-        <w:t xml:space="preserve"> snapshot once every device has been heard, or at a 150 s deadline, then refreshes for about six minutes as late devices appear. Twin reported is republished immediately on success (2.0.2). Limits: 16 LoRa, 16 BLE leak sensors, 32 metadata entries. </w:t>
+        <w:t xml:space="preserve"> snapshot once every device has been heard, or at a 150 s deadline, then refreshes for about six minutes as late devices appear. A provision that adds no device (an identical re-send, a rules-only provision) gets only the command's own </w:t>
+      </w:r>
+      <w:r>
+        <w:rPr>
+          <w:rFonts w:ascii="Consolas" w:hAnsi="Consolas"/>
+          <w:sz w:val="18"/>
+        </w:rPr>
+        <w:t>event</w:t>
+      </w:r>
+      <w:r>
+        <w:rPr>
+          <w:b w:val="0"/>
+          <w:i w:val="0"/>
+          <w:sz w:val="20"/>
+        </w:rPr>
+        <w:t xml:space="preserve"> snapshot (2.1.4; 2.1.3 restarted the window on every provision). Twin reported is republished immediately on success (2.0.2). Limits: 16 LoRa, 16 BLE leak sensors, 32 metadata entries. </w:t>
       </w:r>
       <w:r>
         <w:rPr>
@@ -7867,7 +7882,7 @@
           <w:i w:val="0"/>
           <w:sz w:val="20"/>
         </w:rPr>
-        <w:t xml:space="preserve"> (2.1.4): when its sensor arrays leave the hub with no device, the hub resets auto_close_enabled / trigger_mask to true / 7 and clears the leak latch and any override window, before the ack. Rules keys in the same payload apply on top of those defaults.</w:t>
+        <w:t xml:space="preserve"> (2.1.4): when its sensor arrays leave the hub with no device, the hub resets auto_close_enabled / trigger_mask to true / 7 and clears the leak latch and any override window, before the ack. Rules keys in the same payload apply on top of those defaults. The hub stays marked provisioned: lifecycle and twin reported read provisioned true with no devices, where a hub emptied by decommission reads false.</w:t>
       </w:r>
     </w:p>
     <w:p>
